--- a/a13/A13_Database_Internals.docx
+++ b/a13/A13_Database_Internals.docx
@@ -48,68 +48,25 @@
           <w:i w:val="0"/>
           <w:sz w:val="22"/>
         </w:rPr>
-        <w:t>This assignment has three independent parts, each targeting a different aspect of database internals. Part A uses a provided SQL script to observe ACID transaction behavior including rollback. Part B uses EXPLAIN ANALYZE and psql's built-in timer to measure how an index changes query execution. Part C presents three data scenarios and asks you to choose and justify the right data model — relational, document, key-value, or column-family — for each one.</w:t>
+        <w:t xml:space="preserve">In this assignment, you will explore three independent aspects of database internals. In Part A, you will use a provided SQL script to observe ACID transaction behavior, including an intentional rollback. In Part B, you will use EXPLAIN ANALYZE and </w:t>
       </w:r>
-    </w:p>
-    <w:p>
-      <w:pPr>
-        <w:spacing w:after="80"/>
-      </w:pPr>
+      <w:r>
+        <w:rPr>
+          <w:rFonts w:ascii="Courier New" w:hAnsi="Courier New" w:cs="Courier New"/>
+          <w:b w:val="0"/>
+          <w:i w:val="0"/>
+          <w:sz w:val="22"/>
+          <w:color w:val="17375E"/>
+        </w:rPr>
+        <w:t>psql</w:t>
+      </w:r>
       <w:r>
         <w:rPr>
           <w:b w:val="0"/>
           <w:i w:val="0"/>
           <w:sz w:val="22"/>
         </w:rPr>
-        <w:t>No code to write — SQL scripts are provided for Parts A and B, and Part C is a written analysis.</w:t>
-      </w:r>
-    </w:p>
-    <w:p>
-      <w:pPr>
-        <w:spacing w:before="200" w:after="80"/>
-      </w:pPr>
-      <w:r>
-        <w:rPr>
-          <w:b/>
-          <w:sz w:val="24"/>
-        </w:rPr>
-        <w:t>Learning Objectives</w:t>
-      </w:r>
-    </w:p>
-    <w:p>
-      <w:pPr>
-        <w:pStyle w:val="ListNumber"/>
-        <w:spacing w:after="40"/>
-      </w:pPr>
-      <w:r>
-        <w:rPr>
-          <w:sz w:val="22"/>
-        </w:rPr>
-        <w:t>Use BEGIN, COMMIT, and ROLLBACK to compose SQL operations into atomic transactions and explain what the database guarantees at each step.</w:t>
-      </w:r>
-    </w:p>
-    <w:p>
-      <w:pPr>
-        <w:pStyle w:val="ListNumber"/>
-        <w:spacing w:after="40"/>
-      </w:pPr>
-      <w:r>
-        <w:rPr>
-          <w:sz w:val="22"/>
-        </w:rPr>
-        <w:t>Read and interpret EXPLAIN ANALYZE output, explain how a B-tree index speeds up lookups, and identify which queries benefit from indexing.</w:t>
-      </w:r>
-    </w:p>
-    <w:p>
-      <w:pPr>
-        <w:pStyle w:val="ListNumber"/>
-        <w:spacing w:after="40"/>
-      </w:pPr>
-      <w:r>
-        <w:rPr>
-          <w:sz w:val="22"/>
-        </w:rPr>
-        <w:t>Compare key-value, document, and column-family NoSQL data models, apply the CAP theorem to characterize their trade-offs, and identify workloads where each is preferable to a relational database.</w:t>
+        <w:t>'s built-in timer to measure how adding an index changes query execution. In Part C, you will read three data scenarios and choose and justify the right data model — relational, document, key-value, or column-family — for each one. SQL scripts are provided for Parts A and B; Part C is a written analysis.</w:t>
       </w:r>
     </w:p>
     <w:p>
@@ -146,7 +103,35 @@
         <w:rPr>
           <w:sz w:val="22"/>
         </w:rPr>
-        <w:t>The pa13_bookstore database created: createdb pa13_bookstore (macOS) or psql -U postgres -c "CREATE DATABASE pa13_bookstore;" (Windows/Linux)</w:t>
+        <w:t xml:space="preserve">The pa13_bookstore database created: </w:t>
+      </w:r>
+      <w:r>
+        <w:rPr>
+          <w:rFonts w:ascii="Courier New" w:hAnsi="Courier New" w:cs="Courier New"/>
+          <w:sz w:val="22"/>
+          <w:color w:val="17375E"/>
+        </w:rPr>
+        <w:t>createdb</w:t>
+      </w:r>
+      <w:r>
+        <w:rPr>
+          <w:sz w:val="22"/>
+        </w:rPr>
+        <w:t xml:space="preserve"> pa13_bookstore (macOS) or </w:t>
+      </w:r>
+      <w:r>
+        <w:rPr>
+          <w:rFonts w:ascii="Courier New" w:hAnsi="Courier New" w:cs="Courier New"/>
+          <w:sz w:val="22"/>
+          <w:color w:val="17375E"/>
+        </w:rPr>
+        <w:t>psql</w:t>
+      </w:r>
+      <w:r>
+        <w:rPr>
+          <w:sz w:val="22"/>
+        </w:rPr>
+        <w:t xml:space="preserve"> -U postgres -c "CREATE DATABASE pa13_bookstore;" (Windows/Linux)</w:t>
       </w:r>
     </w:p>
     <w:p>
@@ -170,7 +155,13 @@
           <w:b/>
           <w:sz w:val="24"/>
         </w:rPr>
-        <w:t>Provided Files</w:t>
+        <w:t>General Instructions</w:t>
+      </w:r>
+    </w:p>
+    <w:p>
+      <w:r>
+        <w:rPr/>
+        <w:t>You will run several experiments and record your answers directly in this document, then submit it to Gradescope. The following files are provided:</w:t>
       </w:r>
     </w:p>
     <w:p>
@@ -180,9 +171,17 @@
       </w:pPr>
       <w:r>
         <w:rPr>
+          <w:rFonts w:ascii="Courier New" w:hAnsi="Courier New" w:cs="Courier New"/>
+          <w:sz w:val="22"/>
+          <w:color w:val="17375E"/>
+        </w:rPr>
+        <w:t>pa13_schema.sql</w:t>
+      </w:r>
+      <w:r>
+        <w:rPr>
           <w:sz w:val="22"/>
         </w:rPr>
-        <w:t>pa13_schema.sql — schema for a larger version of the bookstore (200 books, 500 customers, 10,000 orders, ~20,000 order items). Used for Parts A and B.</w:t>
+        <w:t xml:space="preserve"> — schema for a larger version of the bookstore (200 books, 500 customers, 10,000 orders, ~20,000 order items). Used for Parts A and B.</w:t>
       </w:r>
     </w:p>
     <w:p>
@@ -192,9 +191,17 @@
       </w:pPr>
       <w:r>
         <w:rPr>
+          <w:rFonts w:ascii="Courier New" w:hAnsi="Courier New" w:cs="Courier New"/>
+          <w:sz w:val="22"/>
+          <w:color w:val="17375E"/>
+        </w:rPr>
+        <w:t>pa13_data.sql</w:t>
+      </w:r>
+      <w:r>
+        <w:rPr>
           <w:sz w:val="22"/>
         </w:rPr>
-        <w:t>pa13_data.sql — seed data for the larger bookstore.</w:t>
+        <w:t xml:space="preserve"> — seed data for the larger bookstore.</w:t>
       </w:r>
     </w:p>
     <w:p>
@@ -204,9 +211,17 @@
       </w:pPr>
       <w:r>
         <w:rPr>
+          <w:rFonts w:ascii="Courier New" w:hAnsi="Courier New" w:cs="Courier New"/>
+          <w:sz w:val="22"/>
+          <w:color w:val="17375E"/>
+        </w:rPr>
+        <w:t>transaction_demo.sql</w:t>
+      </w:r>
+      <w:r>
+        <w:rPr>
           <w:sz w:val="22"/>
         </w:rPr>
-        <w:t>transaction_demo.sql — a SQL script for Part A that creates an accounts table, walks through a multi-step transaction, and executes an intentional rollback.</w:t>
+        <w:t xml:space="preserve"> — a SQL script for Part A that creates an accounts table, walks through a multi-step transaction, and executes an intentional rollback.</w:t>
       </w:r>
     </w:p>
     <w:p>
@@ -423,7 +438,25 @@
           <w:i w:val="0"/>
           <w:sz w:val="22"/>
         </w:rPr>
-        <w:t>Run the provided script from within the psql shell:</w:t>
+        <w:t xml:space="preserve">Run the provided script from within the </w:t>
+      </w:r>
+      <w:r>
+        <w:rPr>
+          <w:rFonts w:ascii="Courier New" w:hAnsi="Courier New" w:cs="Courier New"/>
+          <w:b w:val="0"/>
+          <w:i w:val="0"/>
+          <w:sz w:val="22"/>
+          <w:color w:val="17375E"/>
+        </w:rPr>
+        <w:t>psql</w:t>
+      </w:r>
+      <w:r>
+        <w:rPr>
+          <w:b w:val="0"/>
+          <w:i w:val="0"/>
+          <w:sz w:val="22"/>
+        </w:rPr>
+        <w:t xml:space="preserve"> shell:</w:t>
       </w:r>
     </w:p>
     <w:tbl>
@@ -480,9 +513,7 @@
         <w:rPr>
           <w:sz w:val="22"/>
         </w:rPr>
-        <w:t>1.</w:t>
-        <w:tab/>
-        <w:t>Creates the accounts table and inserts two rows with starting balances.</w:t>
+        <w:t>1.Creates the accounts table and inserts two rows with starting balances.</w:t>
       </w:r>
     </w:p>
     <w:p>
@@ -494,9 +525,7 @@
         <w:rPr>
           <w:sz w:val="22"/>
         </w:rPr>
-        <w:t>2.</w:t>
-        <w:tab/>
-        <w:t>Checks the current balance in the accounts table and prints it.</w:t>
+        <w:t>2.Checks the current balance in the accounts table and prints it.</w:t>
       </w:r>
     </w:p>
     <w:p>
@@ -508,9 +537,7 @@
         <w:rPr>
           <w:sz w:val="22"/>
         </w:rPr>
-        <w:t>3.</w:t>
-        <w:tab/>
-        <w:t>Begins a transaction (BEGIN).</w:t>
+        <w:t>3.Begins a transaction (BEGIN).</w:t>
       </w:r>
     </w:p>
     <w:p>
@@ -522,9 +549,7 @@
         <w:rPr>
           <w:sz w:val="22"/>
         </w:rPr>
-        <w:t>4.</w:t>
-        <w:tab/>
-        <w:t>Deducts 100 from account 1 and adds 100 to account 2.</w:t>
+        <w:t>4.Deducts 100 from account 1 and adds 100 to account 2.</w:t>
       </w:r>
     </w:p>
     <w:p>
@@ -536,9 +561,7 @@
         <w:rPr>
           <w:sz w:val="22"/>
         </w:rPr>
-        <w:t>5.</w:t>
-        <w:tab/>
-        <w:t>Prints both balances inside the transaction.</w:t>
+        <w:t>5.Prints both balances inside the transaction.</w:t>
       </w:r>
     </w:p>
     <w:p>
@@ -550,9 +573,7 @@
         <w:rPr>
           <w:sz w:val="22"/>
         </w:rPr>
-        <w:t>6.</w:t>
-        <w:tab/>
-        <w:t>Deliberately raises an error condition and executes ROLLBACK.</w:t>
+        <w:t>6.Deliberately raises an error condition and executes ROLLBACK.</w:t>
       </w:r>
     </w:p>
     <w:p>
@@ -564,9 +585,7 @@
         <w:rPr>
           <w:sz w:val="22"/>
         </w:rPr>
-        <w:t>7.</w:t>
-        <w:tab/>
-        <w:t>Prints both balances again after rollback.</w:t>
+        <w:t>7.Prints both balances again after rollback.</w:t>
       </w:r>
     </w:p>
     <w:p>
@@ -579,7 +598,25 @@
           <w:i w:val="0"/>
           <w:sz w:val="22"/>
         </w:rPr>
-        <w:t>Read transaction_demo.sql before running it to understand what each step does, then run it and paste the output below.</w:t>
+        <w:t xml:space="preserve">Read </w:t>
+      </w:r>
+      <w:r>
+        <w:rPr>
+          <w:rFonts w:ascii="Courier New" w:hAnsi="Courier New" w:cs="Courier New"/>
+          <w:b w:val="0"/>
+          <w:i w:val="0"/>
+          <w:sz w:val="22"/>
+          <w:color w:val="17375E"/>
+        </w:rPr>
+        <w:t>transaction_demo.sql</w:t>
+      </w:r>
+      <w:r>
+        <w:rPr>
+          <w:b w:val="0"/>
+          <w:i w:val="0"/>
+          <w:sz w:val="22"/>
+        </w:rPr>
+        <w:t xml:space="preserve"> before running it to understand what each step does, then run it and paste the output below.</w:t>
       </w:r>
     </w:p>
     <w:p>
@@ -599,7 +636,25 @@
           <w:i w:val="0"/>
           <w:sz w:val="22"/>
         </w:rPr>
-        <w:t>Paste the full output of transaction_demo.sql. What are the balances before the transaction, inside the transaction (after the deduction/addition), and after the rollback? Do the before and after-rollback values match? Explain why.</w:t>
+        <w:t xml:space="preserve">Paste the full output of </w:t>
+      </w:r>
+      <w:r>
+        <w:rPr>
+          <w:rFonts w:ascii="Courier New" w:hAnsi="Courier New" w:cs="Courier New"/>
+          <w:b w:val="0"/>
+          <w:i w:val="0"/>
+          <w:sz w:val="22"/>
+          <w:color w:val="17375E"/>
+        </w:rPr>
+        <w:t>transaction_demo.sql</w:t>
+      </w:r>
+      <w:r>
+        <w:rPr>
+          <w:b w:val="0"/>
+          <w:i w:val="0"/>
+          <w:sz w:val="22"/>
+        </w:rPr>
+        <w:t>. What are the balances before the transaction, inside the transaction (after the deduction/addition), and after the rollback? Do the before and after-rollback values match? Explain why.</w:t>
       </w:r>
     </w:p>
     <w:tbl>
@@ -711,7 +766,25 @@
           <w:i w:val="0"/>
           <w:sz w:val="22"/>
         </w:rPr>
-        <w:t>If the ROLLBACK had been a COMMIT instead, what would the final balances be? Now suppose a second user had queried both balances in a separate connection WHILE the first transaction was in progress (between steps 4 and 6). What value would that second user have seen under PostgreSQL's default isolation level? What is the name of that isolation level?</w:t>
+        <w:t xml:space="preserve">If the ROLLBACK had been a COMMIT instead, what would the </w:t>
+      </w:r>
+      <w:r>
+        <w:rPr>
+          <w:rFonts w:ascii="Courier New" w:hAnsi="Courier New" w:cs="Courier New"/>
+          <w:b w:val="0"/>
+          <w:i w:val="0"/>
+          <w:sz w:val="22"/>
+          <w:color w:val="17375E"/>
+        </w:rPr>
+        <w:t>final</w:t>
+      </w:r>
+      <w:r>
+        <w:rPr>
+          <w:b w:val="0"/>
+          <w:i w:val="0"/>
+          <w:sz w:val="22"/>
+        </w:rPr>
+        <w:t xml:space="preserve"> balances be? Now suppose a second user had queried both balances in a separate connection WHILE the first transaction was in progress (between steps 4 and 6). What value would that second user have seen under PostgreSQL's default isolation level? What is the name of that isolation level?</w:t>
       </w:r>
     </w:p>
     <w:tbl>
@@ -767,7 +840,43 @@
           <w:i w:val="0"/>
           <w:sz w:val="22"/>
         </w:rPr>
-        <w:t>Transaction management from Java uses Connection.setAutoCommit(false), connection.commit(), and connection.rollback(). Describe how you would wrap the two-account transfer from this script in a Java try/catch block so that any SQLException causes a rollback. Write the structure in pseudocode (not full Java), e.g.: 'conn.setAutoCommit(false) → execute stmt 1 → execute stmt 2 → conn.commit() / catch: conn.rollback()'.</w:t>
+        <w:t>Transaction management from Java uses Connection.setAutoCommit(</w:t>
+      </w:r>
+      <w:r>
+        <w:rPr>
+          <w:rFonts w:ascii="Courier New" w:hAnsi="Courier New" w:cs="Courier New"/>
+          <w:b w:val="0"/>
+          <w:i w:val="0"/>
+          <w:sz w:val="22"/>
+          <w:color w:val="17375E"/>
+        </w:rPr>
+        <w:t>false</w:t>
+      </w:r>
+      <w:r>
+        <w:rPr>
+          <w:b w:val="0"/>
+          <w:i w:val="0"/>
+          <w:sz w:val="22"/>
+        </w:rPr>
+        <w:t>), connection.commit(), and connection.rollback(). Describe how you would wrap the two-account transfer from this script in a Java try/catch block so that any SQLException causes a rollback. Write the structure in pseudocode (not full Java), e.g.: 'conn.setAutoCommit(</w:t>
+      </w:r>
+      <w:r>
+        <w:rPr>
+          <w:rFonts w:ascii="Courier New" w:hAnsi="Courier New" w:cs="Courier New"/>
+          <w:b w:val="0"/>
+          <w:i w:val="0"/>
+          <w:sz w:val="22"/>
+          <w:color w:val="17375E"/>
+        </w:rPr>
+        <w:t>false</w:t>
+      </w:r>
+      <w:r>
+        <w:rPr>
+          <w:b w:val="0"/>
+          <w:i w:val="0"/>
+          <w:sz w:val="22"/>
+        </w:rPr>
+        <w:t>) → execute stmt 1 → execute stmt 2 → conn.commit() / catch: conn.rollback()'.</w:t>
       </w:r>
     </w:p>
     <w:tbl>
@@ -841,7 +950,25 @@
           <w:i w:val="0"/>
           <w:sz w:val="22"/>
         </w:rPr>
-        <w:t>Step 1: Enable query timing so psql reports elapsed time after every query.</w:t>
+        <w:t xml:space="preserve">Step 1: Enable query timing so </w:t>
+      </w:r>
+      <w:r>
+        <w:rPr>
+          <w:rFonts w:ascii="Courier New" w:hAnsi="Courier New" w:cs="Courier New"/>
+          <w:b w:val="0"/>
+          <w:i w:val="0"/>
+          <w:sz w:val="22"/>
+          <w:color w:val="17375E"/>
+        </w:rPr>
+        <w:t>psql</w:t>
+      </w:r>
+      <w:r>
+        <w:rPr>
+          <w:b w:val="0"/>
+          <w:i w:val="0"/>
+          <w:sz w:val="22"/>
+        </w:rPr>
+        <w:t xml:space="preserve"> reports elapsed time after every query.</w:t>
       </w:r>
     </w:p>
     <w:tbl>
@@ -931,7 +1058,25 @@
           <w:i w:val="0"/>
           <w:sz w:val="22"/>
         </w:rPr>
-        <w:t>Run it three times and note the "Time:" value psql prints after each execution. Paste all three results.</w:t>
+        <w:t xml:space="preserve">Run it three times and note the "Time:" value </w:t>
+      </w:r>
+      <w:r>
+        <w:rPr>
+          <w:rFonts w:ascii="Courier New" w:hAnsi="Courier New" w:cs="Courier New"/>
+          <w:b w:val="0"/>
+          <w:i w:val="0"/>
+          <w:sz w:val="22"/>
+          <w:color w:val="17375E"/>
+        </w:rPr>
+        <w:t>psql</w:t>
+      </w:r>
+      <w:r>
+        <w:rPr>
+          <w:b w:val="0"/>
+          <w:i w:val="0"/>
+          <w:sz w:val="22"/>
+        </w:rPr>
+        <w:t xml:space="preserve"> prints after each execution. Paste all three results.</w:t>
       </w:r>
     </w:p>
     <w:p>
@@ -1154,7 +1299,43 @@
           <w:i w:val="0"/>
           <w:sz w:val="22"/>
         </w:rPr>
-        <w:t>Look back at your three pre-index timing runs from Q5 (before creating the index). From those three runs, what is the smallest "Time:" value psql reported? Report it in milliseconds to at least two decimal places, as shown by psql's \timing output (e.g., "8.42 ms"). This value is hardware-specific and will differ between students.</w:t>
+        <w:t xml:space="preserve">Look back at your three pre-index timing runs from Q5 (before creating the index). From those three runs, what is the smallest "Time:" value </w:t>
+      </w:r>
+      <w:r>
+        <w:rPr>
+          <w:rFonts w:ascii="Courier New" w:hAnsi="Courier New" w:cs="Courier New"/>
+          <w:b w:val="0"/>
+          <w:i w:val="0"/>
+          <w:sz w:val="22"/>
+          <w:color w:val="17375E"/>
+        </w:rPr>
+        <w:t>psql</w:t>
+      </w:r>
+      <w:r>
+        <w:rPr>
+          <w:b w:val="0"/>
+          <w:i w:val="0"/>
+          <w:sz w:val="22"/>
+        </w:rPr>
+        <w:t xml:space="preserve"> reported? Report it in milliseconds to at least two decimal places, as shown by </w:t>
+      </w:r>
+      <w:r>
+        <w:rPr>
+          <w:rFonts w:ascii="Courier New" w:hAnsi="Courier New" w:cs="Courier New"/>
+          <w:b w:val="0"/>
+          <w:i w:val="0"/>
+          <w:sz w:val="22"/>
+          <w:color w:val="17375E"/>
+        </w:rPr>
+        <w:t>psql</w:t>
+      </w:r>
+      <w:r>
+        <w:rPr>
+          <w:b w:val="0"/>
+          <w:i w:val="0"/>
+          <w:sz w:val="22"/>
+        </w:rPr>
+        <w:t>'s \timing output (e.g., "8.42 ms"). This value is hardware-specific and will differ between students.</w:t>
       </w:r>
     </w:p>
     <w:tbl>
@@ -1205,7 +1386,43 @@
           <w:i w:val="0"/>
           <w:sz w:val="22"/>
         </w:rPr>
-        <w:t>Paste the new timing results. To orient your grader, begin your answer with the template: "Before index: [your time]ms.  After index: [your time]ms." — filling in the approximate elapsed time from your \timing output. Then run EXPLAIN ANALYZE again on the same query and paste the output. Look at the new query plan and describe what changed. How does the database now find the relevant rows, and why is that faster than the previous approach?</w:t>
+        <w:t xml:space="preserve">Paste the </w:t>
+      </w:r>
+      <w:r>
+        <w:rPr>
+          <w:rFonts w:ascii="Courier New" w:hAnsi="Courier New" w:cs="Courier New"/>
+          <w:b w:val="0"/>
+          <w:i w:val="0"/>
+          <w:sz w:val="22"/>
+          <w:color w:val="17375E"/>
+        </w:rPr>
+        <w:t>new</w:t>
+      </w:r>
+      <w:r>
+        <w:rPr>
+          <w:b w:val="0"/>
+          <w:i w:val="0"/>
+          <w:sz w:val="22"/>
+        </w:rPr>
+        <w:t xml:space="preserve"> timing results. To orient your grader, begin your answer with the template: "Before index: [your time]ms.  After index: [your time]ms." — filling in the approximate elapsed time from your \timing output. Then run EXPLAIN ANALYZE again on the same query and paste the output. Look at the </w:t>
+      </w:r>
+      <w:r>
+        <w:rPr>
+          <w:rFonts w:ascii="Courier New" w:hAnsi="Courier New" w:cs="Courier New"/>
+          <w:b w:val="0"/>
+          <w:i w:val="0"/>
+          <w:sz w:val="22"/>
+          <w:color w:val="17375E"/>
+        </w:rPr>
+        <w:t>new</w:t>
+      </w:r>
+      <w:r>
+        <w:rPr>
+          <w:b w:val="0"/>
+          <w:i w:val="0"/>
+          <w:sz w:val="22"/>
+        </w:rPr>
+        <w:t xml:space="preserve"> query plan and describe what changed. How does the database now find the relevant rows, and why is that faster than the previous approach?</w:t>
       </w:r>
     </w:p>
     <w:tbl>
@@ -1650,7 +1867,21 @@
         <w:rPr>
           <w:sz w:val="22"/>
         </w:rPr>
-        <w:t>Column-family (Cassandra, HBase) — wide rows keyed by a partition key, excellent write throughput, tunable consistency</w:t>
+        <w:t xml:space="preserve">Column-family (Cassandra, HBase) — </w:t>
+      </w:r>
+      <w:r>
+        <w:rPr>
+          <w:rFonts w:ascii="Courier New" w:hAnsi="Courier New" w:cs="Courier New"/>
+          <w:sz w:val="22"/>
+          <w:color w:val="17375E"/>
+        </w:rPr>
+        <w:t>wide</w:t>
+      </w:r>
+      <w:r>
+        <w:rPr>
+          <w:sz w:val="22"/>
+        </w:rPr>
+        <w:t xml:space="preserve"> rows keyed by a partition key, excellent write throughput, tunable consistency</w:t>
       </w:r>
     </w:p>
     <w:p>
@@ -1756,7 +1987,25 @@
           <w:i w:val="0"/>
           <w:sz w:val="22"/>
         </w:rPr>
-        <w:t>An online retailer sells 500,000 products across dozens of categories. Electronics have attributes like voltage, wattage, and HDMI ports. Clothing has size, color, and material. Books have ISBN, author, and page count. No two categories share the same attribute set. Schema changes (new product categories) must happen without downtime. Most queries fetch or update a single product by ID.</w:t>
+        <w:t>An online retailer sells 500,000 products across dozens of categories. Electronics have attributes like voltage, wattage, and HDMI ports. Clothing has size, color, and material. Books have ISBN, author, and page count. No two categories share the same attribute set. Schema changes (</w:t>
+      </w:r>
+      <w:r>
+        <w:rPr>
+          <w:rFonts w:ascii="Courier New" w:hAnsi="Courier New" w:cs="Courier New"/>
+          <w:b w:val="0"/>
+          <w:i w:val="0"/>
+          <w:sz w:val="22"/>
+          <w:color w:val="17375E"/>
+        </w:rPr>
+        <w:t>new</w:t>
+      </w:r>
+      <w:r>
+        <w:rPr>
+          <w:b w:val="0"/>
+          <w:i w:val="0"/>
+          <w:sz w:val="22"/>
+        </w:rPr>
+        <w:t xml:space="preserve"> product categories) must happen without downtime. Most queries fetch or update a single product by ID.</w:t>
       </w:r>
     </w:p>
     <w:p>
@@ -1776,7 +2025,25 @@
           <w:i w:val="0"/>
           <w:sz w:val="22"/>
         </w:rPr>
-        <w:t>Which data model do you recommend for the product catalog? Your answer must: (a) name the model and a specific database system, (b) explain how its schema-flexibility handles variable attributes across categories, (c) explain how it handles a new category (e.g., musical instruments) without downtime, and (d) describe one scenario in which you would need to move data back to a relational model.</w:t>
+        <w:t xml:space="preserve">Which data model do you recommend for the product catalog? Your answer must: (a) name the model and a specific database system, (b) explain how its schema-flexibility handles variable attributes across categories, (c) explain how it handles a </w:t>
+      </w:r>
+      <w:r>
+        <w:rPr>
+          <w:rFonts w:ascii="Courier New" w:hAnsi="Courier New" w:cs="Courier New"/>
+          <w:b w:val="0"/>
+          <w:i w:val="0"/>
+          <w:sz w:val="22"/>
+          <w:color w:val="17375E"/>
+        </w:rPr>
+        <w:t>new</w:t>
+      </w:r>
+      <w:r>
+        <w:rPr>
+          <w:b w:val="0"/>
+          <w:i w:val="0"/>
+          <w:sz w:val="22"/>
+        </w:rPr>
+        <w:t xml:space="preserve"> category (e.g., musical instruments) without downtime, and (d) describe one scenario in which you would need to move data back to a relational model.</w:t>
       </w:r>
     </w:p>
     <w:tbl>
@@ -1941,9 +2208,7 @@
         <w:rPr>
           <w:sz w:val="22"/>
         </w:rPr>
-        <w:t>1.</w:t>
-        <w:tab/>
-        <w:t>Part A: pasted script output and written answers to Q1, Q2, Q3, and Q4.</w:t>
+        <w:t>1.Part A: pasted script output and written answers to Q1, Q2, Q3, and Q4.</w:t>
       </w:r>
     </w:p>
     <w:p>
@@ -1955,9 +2220,7 @@
         <w:rPr>
           <w:sz w:val="22"/>
         </w:rPr>
-        <w:t>2.</w:t>
-        <w:tab/>
-        <w:t>Part B: pasted EXPLAIN ANALYZE outputs and timing results, plus written answers to Q5, Q6, Q7, Q8, and Q9.</w:t>
+        <w:t>2.Part B: pasted EXPLAIN ANALYZE outputs and timing results, plus written answers to Q5, Q6, Q7, Q8, and Q9.</w:t>
       </w:r>
     </w:p>
     <w:p>
@@ -1969,9 +2232,7 @@
         <w:rPr>
           <w:sz w:val="22"/>
         </w:rPr>
-        <w:t>3.</w:t>
-        <w:tab/>
-        <w:t>Part C: written answers to Q10, Q11, and Q12.</w:t>
+        <w:t>3.Part C: written answers to Q10, Q11, and Q12.</w:t>
       </w:r>
     </w:p>
     <w:p>
@@ -1984,7 +2245,25 @@
           <w:i w:val="0"/>
           <w:sz w:val="22"/>
         </w:rPr>
-        <w:t>Do not submit .sql files or .java files.</w:t>
+        <w:t>Do not submit .sql files or .</w:t>
+      </w:r>
+      <w:r>
+        <w:rPr>
+          <w:rFonts w:ascii="Courier New" w:hAnsi="Courier New" w:cs="Courier New"/>
+          <w:b w:val="0"/>
+          <w:i w:val="0"/>
+          <w:sz w:val="22"/>
+          <w:color w:val="17375E"/>
+        </w:rPr>
+        <w:t>java</w:t>
+      </w:r>
+      <w:r>
+        <w:rPr>
+          <w:b w:val="0"/>
+          <w:i w:val="0"/>
+          <w:sz w:val="22"/>
+        </w:rPr>
+        <w:t xml:space="preserve"> files.</w:t>
       </w:r>
     </w:p>
     <w:sectPr>
